--- a/Sprint2/COMP3059 Project Plan - Team Charter Template.docx
+++ b/Sprint2/COMP3059 Project Plan - Team Charter Template.docx
@@ -1127,6 +1127,8 @@
             </w:r>
           </w:p>
         </w:tc>
+        <w:bookmarkStart w:id="2" w:name="_GoBack"/>
+        <w:bookmarkEnd w:id="2"/>
       </w:tr>
       <w:tr>
         <w:tc>
@@ -1199,15 +1201,7 @@
               <w:rPr>
                 <w:rFonts w:ascii="Frutiger-Light" w:hAnsi="Frutiger-Light"/>
               </w:rPr>
-              <w:t>Projec</w:t>
-            </w:r>
-            <w:bookmarkStart w:id="2" w:name="_GoBack"/>
-            <w:bookmarkEnd w:id="2"/>
-            <w:r>
-              <w:rPr>
-                <w:rFonts w:ascii="Frutiger-Light" w:hAnsi="Frutiger-Light"/>
-              </w:rPr>
-              <w:t>t Reviewer</w:t>
+              <w:t>Project Reviewer</w:t>
             </w:r>
           </w:p>
         </w:tc>
@@ -3116,9 +3110,9 @@
         <w:tblLook w:val="01E0" w:firstRow="1" w:lastRow="1" w:firstColumn="1" w:lastColumn="1" w:noHBand="0" w:noVBand="0"/>
       </w:tblPr>
       <w:tblGrid>
-        <w:gridCol w:w="2875"/>
-        <w:gridCol w:w="2868"/>
-        <w:gridCol w:w="2887"/>
+        <w:gridCol w:w="2880"/>
+        <w:gridCol w:w="2873"/>
+        <w:gridCol w:w="2877"/>
       </w:tblGrid>
       <w:tr>
         <w:tc>
@@ -3286,7 +3280,7 @@
               <w:rPr>
                 <w:rFonts w:ascii="Frutiger-Light" w:hAnsi="Frutiger-Light"/>
               </w:rPr>
-              <w:t xml:space="preserve">***Refreshed daily. </w:t>
+              <w:t xml:space="preserve">Refreshed daily. </w:t>
             </w:r>
           </w:p>
         </w:tc>
@@ -3346,19 +3340,22 @@
     <w:tbl>
       <w:tblPr>
         <w:tblStyle w:val="TableGrid"/>
-        <w:tblW w:w="8928" w:type="dxa"/>
+        <w:tblW w:w="8880" w:type="dxa"/>
         <w:tblLook w:val="01E0" w:firstRow="1" w:lastRow="1" w:firstColumn="1" w:lastColumn="1" w:noHBand="0" w:noVBand="0"/>
       </w:tblPr>
       <w:tblGrid>
-        <w:gridCol w:w="2232"/>
-        <w:gridCol w:w="2232"/>
-        <w:gridCol w:w="2232"/>
-        <w:gridCol w:w="2232"/>
+        <w:gridCol w:w="2220"/>
+        <w:gridCol w:w="2220"/>
+        <w:gridCol w:w="2220"/>
+        <w:gridCol w:w="2220"/>
       </w:tblGrid>
       <w:tr>
-        <w:tc>
-          <w:tcPr>
-            <w:tcW w:w="2232" w:type="dxa"/>
+        <w:trPr>
+          <w:trHeight w:val="258"/>
+        </w:trPr>
+        <w:tc>
+          <w:tcPr>
+            <w:tcW w:w="2220" w:type="dxa"/>
             <w:shd w:val="clear" w:color="auto" w:fill="E6E6E6"/>
           </w:tcPr>
           <w:p>
@@ -3377,7 +3374,7 @@
         </w:tc>
         <w:tc>
           <w:tcPr>
-            <w:tcW w:w="2232" w:type="dxa"/>
+            <w:tcW w:w="2220" w:type="dxa"/>
             <w:shd w:val="clear" w:color="auto" w:fill="E6E6E6"/>
           </w:tcPr>
           <w:p>
@@ -3396,7 +3393,7 @@
         </w:tc>
         <w:tc>
           <w:tcPr>
-            <w:tcW w:w="2232" w:type="dxa"/>
+            <w:tcW w:w="2220" w:type="dxa"/>
             <w:shd w:val="clear" w:color="auto" w:fill="E6E6E6"/>
           </w:tcPr>
           <w:p>
@@ -3415,7 +3412,7 @@
         </w:tc>
         <w:tc>
           <w:tcPr>
-            <w:tcW w:w="2232" w:type="dxa"/>
+            <w:tcW w:w="2220" w:type="dxa"/>
             <w:shd w:val="clear" w:color="auto" w:fill="E6E6E6"/>
           </w:tcPr>
           <w:p>
@@ -3434,106 +3431,490 @@
         </w:tc>
       </w:tr>
       <w:tr>
-        <w:tc>
-          <w:tcPr>
-            <w:tcW w:w="2232" w:type="dxa"/>
-          </w:tcPr>
-          <w:p>
-            <w:pPr>
-              <w:rPr>
-                <w:rFonts w:ascii="Frutiger-Light" w:hAnsi="Frutiger-Light"/>
-                <w:sz w:val="72"/>
-                <w:szCs w:val="72"/>
-              </w:rPr>
-            </w:pPr>
-          </w:p>
-        </w:tc>
-        <w:tc>
-          <w:tcPr>
-            <w:tcW w:w="2232" w:type="dxa"/>
-          </w:tcPr>
-          <w:p>
-            <w:pPr>
-              <w:rPr>
-                <w:rFonts w:ascii="Frutiger-Light" w:hAnsi="Frutiger-Light"/>
-              </w:rPr>
-            </w:pPr>
-          </w:p>
-        </w:tc>
-        <w:tc>
-          <w:tcPr>
-            <w:tcW w:w="2232" w:type="dxa"/>
-          </w:tcPr>
-          <w:p>
-            <w:pPr>
-              <w:rPr>
-                <w:rFonts w:ascii="Frutiger-Light" w:hAnsi="Frutiger-Light"/>
-              </w:rPr>
-            </w:pPr>
-          </w:p>
-        </w:tc>
-        <w:tc>
-          <w:tcPr>
-            <w:tcW w:w="2232" w:type="dxa"/>
-          </w:tcPr>
-          <w:p>
-            <w:pPr>
-              <w:rPr>
-                <w:rFonts w:ascii="Frutiger-Light" w:hAnsi="Frutiger-Light"/>
-              </w:rPr>
-            </w:pPr>
+        <w:trPr>
+          <w:trHeight w:val="531"/>
+        </w:trPr>
+        <w:tc>
+          <w:tcPr>
+            <w:tcW w:w="2220" w:type="dxa"/>
+          </w:tcPr>
+          <w:p>
+            <w:pPr>
+              <w:rPr>
+                <w:rFonts w:ascii="Frutiger-Light" w:hAnsi="Frutiger-Light"/>
+              </w:rPr>
+            </w:pPr>
+          </w:p>
+        </w:tc>
+        <w:tc>
+          <w:tcPr>
+            <w:tcW w:w="2220" w:type="dxa"/>
+          </w:tcPr>
+          <w:p>
+            <w:pPr>
+              <w:rPr>
+                <w:rFonts w:ascii="Frutiger-Light" w:hAnsi="Frutiger-Light"/>
+              </w:rPr>
+            </w:pPr>
+            <w:r>
+              <w:rPr>
+                <w:rFonts w:ascii="Frutiger-Light" w:hAnsi="Frutiger-Light"/>
+              </w:rPr>
+              <w:t>Discuses the idea of project with stakeholder and establish the main tasks</w:t>
+            </w:r>
+          </w:p>
+        </w:tc>
+        <w:tc>
+          <w:tcPr>
+            <w:tcW w:w="2220" w:type="dxa"/>
+          </w:tcPr>
+          <w:p>
+            <w:pPr>
+              <w:rPr>
+                <w:rFonts w:ascii="Frutiger-Light" w:hAnsi="Frutiger-Light"/>
+              </w:rPr>
+            </w:pPr>
+            <w:r>
+              <w:rPr>
+                <w:rFonts w:ascii="Frutiger-Light" w:hAnsi="Frutiger-Light"/>
+              </w:rPr>
+              <w:t>All team members</w:t>
+            </w:r>
+          </w:p>
+        </w:tc>
+        <w:tc>
+          <w:tcPr>
+            <w:tcW w:w="2220" w:type="dxa"/>
+          </w:tcPr>
+          <w:p>
+            <w:pPr>
+              <w:rPr>
+                <w:rFonts w:ascii="Frutiger-Light" w:hAnsi="Frutiger-Light"/>
+              </w:rPr>
+            </w:pPr>
+            <w:r>
+              <w:rPr>
+                <w:rFonts w:ascii="Frutiger-Light" w:hAnsi="Frutiger-Light"/>
+              </w:rPr>
+              <w:t>Once a week</w:t>
+            </w:r>
           </w:p>
         </w:tc>
       </w:tr>
       <w:tr>
-        <w:tc>
-          <w:tcPr>
-            <w:tcW w:w="2232" w:type="dxa"/>
-          </w:tcPr>
-          <w:p>
-            <w:pPr>
-              <w:rPr>
-                <w:rFonts w:ascii="Frutiger-Light" w:hAnsi="Frutiger-Light"/>
-                <w:sz w:val="72"/>
-                <w:szCs w:val="72"/>
-              </w:rPr>
-            </w:pPr>
-          </w:p>
-        </w:tc>
-        <w:tc>
-          <w:tcPr>
-            <w:tcW w:w="2232" w:type="dxa"/>
-          </w:tcPr>
-          <w:p>
-            <w:pPr>
-              <w:rPr>
-                <w:rFonts w:ascii="Frutiger-Light" w:hAnsi="Frutiger-Light"/>
-              </w:rPr>
-            </w:pPr>
-          </w:p>
-        </w:tc>
-        <w:tc>
-          <w:tcPr>
-            <w:tcW w:w="2232" w:type="dxa"/>
-          </w:tcPr>
-          <w:p>
-            <w:pPr>
-              <w:rPr>
-                <w:rFonts w:ascii="Frutiger-Light" w:hAnsi="Frutiger-Light"/>
-              </w:rPr>
-            </w:pPr>
-          </w:p>
-        </w:tc>
-        <w:tc>
-          <w:tcPr>
-            <w:tcW w:w="2232" w:type="dxa"/>
-          </w:tcPr>
-          <w:p>
-            <w:pPr>
-              <w:rPr>
-                <w:rFonts w:ascii="Frutiger-Light" w:hAnsi="Frutiger-Light"/>
-              </w:rPr>
-            </w:pPr>
+        <w:trPr>
+          <w:trHeight w:val="531"/>
+        </w:trPr>
+        <w:tc>
+          <w:tcPr>
+            <w:tcW w:w="2220" w:type="dxa"/>
+          </w:tcPr>
+          <w:p>
+            <w:pPr>
+              <w:rPr>
+                <w:rFonts w:ascii="Frutiger-Light" w:hAnsi="Frutiger-Light"/>
+              </w:rPr>
+            </w:pPr>
+          </w:p>
+        </w:tc>
+        <w:tc>
+          <w:tcPr>
+            <w:tcW w:w="2220" w:type="dxa"/>
+          </w:tcPr>
+          <w:p>
+            <w:pPr>
+              <w:rPr>
+                <w:rFonts w:ascii="Frutiger-Light" w:hAnsi="Frutiger-Light"/>
+              </w:rPr>
+            </w:pPr>
+            <w:r>
+              <w:rPr>
+                <w:rFonts w:ascii="Frutiger-Light" w:hAnsi="Frutiger-Light"/>
+              </w:rPr>
+              <w:t xml:space="preserve">Decide the </w:t>
+            </w:r>
+            <w:proofErr w:type="gramStart"/>
+            <w:r>
+              <w:rPr>
+                <w:rFonts w:ascii="Frutiger-Light" w:hAnsi="Frutiger-Light"/>
+              </w:rPr>
+              <w:t>template  and</w:t>
+            </w:r>
+            <w:proofErr w:type="gramEnd"/>
+            <w:r>
+              <w:rPr>
+                <w:rFonts w:ascii="Frutiger-Light" w:hAnsi="Frutiger-Light"/>
+              </w:rPr>
+              <w:t xml:space="preserve"> looking</w:t>
+            </w:r>
+          </w:p>
+        </w:tc>
+        <w:tc>
+          <w:tcPr>
+            <w:tcW w:w="2220" w:type="dxa"/>
+          </w:tcPr>
+          <w:p>
+            <w:pPr>
+              <w:rPr>
+                <w:rFonts w:ascii="Frutiger-Light" w:hAnsi="Frutiger-Light"/>
+              </w:rPr>
+            </w:pPr>
+            <w:r>
+              <w:rPr>
+                <w:rFonts w:ascii="Frutiger-Light" w:hAnsi="Frutiger-Light"/>
+              </w:rPr>
+              <w:t>Internal</w:t>
+            </w:r>
+            <w:r>
+              <w:rPr>
+                <w:rFonts w:ascii="Frutiger-Light" w:hAnsi="Frutiger-Light"/>
+              </w:rPr>
+              <w:t xml:space="preserve"> Project front-end staff</w:t>
+            </w:r>
+          </w:p>
+        </w:tc>
+        <w:tc>
+          <w:tcPr>
+            <w:tcW w:w="2220" w:type="dxa"/>
+          </w:tcPr>
+          <w:p>
+            <w:pPr>
+              <w:rPr>
+                <w:rFonts w:ascii="Frutiger-Light" w:hAnsi="Frutiger-Light"/>
+              </w:rPr>
+            </w:pPr>
+            <w:r>
+              <w:rPr>
+                <w:rFonts w:ascii="Frutiger-Light" w:hAnsi="Frutiger-Light"/>
+              </w:rPr>
+              <w:t xml:space="preserve">One time </w:t>
+            </w:r>
+          </w:p>
+        </w:tc>
+      </w:tr>
+      <w:tr>
+        <w:trPr>
+          <w:trHeight w:val="517"/>
+        </w:trPr>
+        <w:tc>
+          <w:tcPr>
+            <w:tcW w:w="2220" w:type="dxa"/>
+          </w:tcPr>
+          <w:p>
+            <w:pPr>
+              <w:tabs>
+                <w:tab w:val="center" w:pos="1008"/>
+              </w:tabs>
+              <w:rPr>
+                <w:rFonts w:ascii="Frutiger-Light" w:hAnsi="Frutiger-Light"/>
+              </w:rPr>
+            </w:pPr>
+          </w:p>
+        </w:tc>
+        <w:tc>
+          <w:tcPr>
+            <w:tcW w:w="2220" w:type="dxa"/>
+          </w:tcPr>
+          <w:p>
+            <w:pPr>
+              <w:rPr>
+                <w:rFonts w:ascii="Frutiger-Light" w:hAnsi="Frutiger-Light"/>
+              </w:rPr>
+            </w:pPr>
+            <w:r>
+              <w:rPr>
+                <w:rFonts w:ascii="Frutiger-Light" w:hAnsi="Frutiger-Light"/>
+              </w:rPr>
+              <w:t>The structure of pages</w:t>
+            </w:r>
+            <w:r>
+              <w:rPr>
+                <w:rFonts w:ascii="Frutiger-Light" w:hAnsi="Frutiger-Light"/>
+              </w:rPr>
+              <w:t xml:space="preserve"> and plan updated</w:t>
+            </w:r>
+          </w:p>
+        </w:tc>
+        <w:tc>
+          <w:tcPr>
+            <w:tcW w:w="2220" w:type="dxa"/>
+          </w:tcPr>
+          <w:p>
+            <w:pPr>
+              <w:rPr>
+                <w:rFonts w:ascii="Frutiger-Light" w:hAnsi="Frutiger-Light"/>
+              </w:rPr>
+            </w:pPr>
+            <w:r>
+              <w:rPr>
+                <w:rFonts w:ascii="Frutiger-Light" w:hAnsi="Frutiger-Light"/>
+              </w:rPr>
+              <w:t xml:space="preserve">All </w:t>
+            </w:r>
+            <w:r>
+              <w:rPr>
+                <w:rFonts w:ascii="Frutiger-Light" w:hAnsi="Frutiger-Light"/>
+              </w:rPr>
+              <w:t>staff</w:t>
+            </w:r>
+          </w:p>
+        </w:tc>
+        <w:tc>
+          <w:tcPr>
+            <w:tcW w:w="2220" w:type="dxa"/>
+          </w:tcPr>
+          <w:p>
+            <w:pPr>
+              <w:rPr>
+                <w:rFonts w:ascii="Frutiger-Light" w:hAnsi="Frutiger-Light"/>
+              </w:rPr>
+            </w:pPr>
+            <w:r>
+              <w:rPr>
+                <w:rFonts w:ascii="Frutiger-Light" w:hAnsi="Frutiger-Light"/>
+              </w:rPr>
+              <w:t xml:space="preserve">Once </w:t>
+            </w:r>
+            <w:r>
+              <w:rPr>
+                <w:rFonts w:ascii="Frutiger-Light" w:hAnsi="Frutiger-Light"/>
+              </w:rPr>
+              <w:t>per two weeks</w:t>
+            </w:r>
+          </w:p>
+        </w:tc>
+      </w:tr>
+      <w:tr>
+        <w:trPr>
+          <w:trHeight w:val="517"/>
+        </w:trPr>
+        <w:tc>
+          <w:tcPr>
+            <w:tcW w:w="2220" w:type="dxa"/>
+          </w:tcPr>
+          <w:p>
+            <w:pPr>
+              <w:tabs>
+                <w:tab w:val="center" w:pos="1008"/>
+              </w:tabs>
+              <w:rPr>
+                <w:rFonts w:ascii="Frutiger-Light" w:hAnsi="Frutiger-Light"/>
+              </w:rPr>
+            </w:pPr>
+          </w:p>
+        </w:tc>
+        <w:tc>
+          <w:tcPr>
+            <w:tcW w:w="2220" w:type="dxa"/>
+          </w:tcPr>
+          <w:p>
+            <w:pPr>
+              <w:rPr>
+                <w:rFonts w:ascii="Frutiger-Light" w:hAnsi="Frutiger-Light"/>
+              </w:rPr>
+            </w:pPr>
+            <w:r>
+              <w:rPr>
+                <w:rFonts w:ascii="Frutiger-Light" w:hAnsi="Frutiger-Light"/>
+              </w:rPr>
+              <w:t>Data base established plan</w:t>
+            </w:r>
+          </w:p>
+        </w:tc>
+        <w:tc>
+          <w:tcPr>
+            <w:tcW w:w="2220" w:type="dxa"/>
+          </w:tcPr>
+          <w:p>
+            <w:pPr>
+              <w:rPr>
+                <w:rFonts w:ascii="Frutiger-Light" w:hAnsi="Frutiger-Light"/>
+              </w:rPr>
+            </w:pPr>
+            <w:r>
+              <w:rPr>
+                <w:rFonts w:ascii="Frutiger-Light" w:hAnsi="Frutiger-Light"/>
+              </w:rPr>
+              <w:t xml:space="preserve">Internal Project </w:t>
+            </w:r>
+            <w:r>
+              <w:rPr>
+                <w:rFonts w:ascii="Frutiger-Light" w:hAnsi="Frutiger-Light"/>
+              </w:rPr>
+              <w:t>back-</w:t>
+            </w:r>
+            <w:r>
+              <w:rPr>
+                <w:rFonts w:ascii="Frutiger-Light" w:hAnsi="Frutiger-Light"/>
+              </w:rPr>
+              <w:t>end staff</w:t>
+            </w:r>
+          </w:p>
+        </w:tc>
+        <w:tc>
+          <w:tcPr>
+            <w:tcW w:w="2220" w:type="dxa"/>
+          </w:tcPr>
+          <w:p>
+            <w:pPr>
+              <w:rPr>
+                <w:rFonts w:ascii="Frutiger-Light" w:hAnsi="Frutiger-Light"/>
+              </w:rPr>
+            </w:pPr>
+            <w:r>
+              <w:rPr>
+                <w:rFonts w:ascii="Frutiger-Light" w:hAnsi="Frutiger-Light"/>
+              </w:rPr>
+              <w:t>Once a week</w:t>
+            </w:r>
+          </w:p>
+        </w:tc>
+      </w:tr>
+      <w:tr>
+        <w:trPr>
+          <w:trHeight w:val="517"/>
+        </w:trPr>
+        <w:tc>
+          <w:tcPr>
+            <w:tcW w:w="2220" w:type="dxa"/>
+          </w:tcPr>
+          <w:p>
+            <w:pPr>
+              <w:tabs>
+                <w:tab w:val="center" w:pos="1008"/>
+              </w:tabs>
+              <w:rPr>
+                <w:rFonts w:ascii="Frutiger-Light" w:hAnsi="Frutiger-Light"/>
+              </w:rPr>
+            </w:pPr>
+          </w:p>
+        </w:tc>
+        <w:tc>
+          <w:tcPr>
+            <w:tcW w:w="2220" w:type="dxa"/>
+          </w:tcPr>
+          <w:p>
+            <w:pPr>
+              <w:rPr>
+                <w:rFonts w:ascii="Frutiger-Light" w:hAnsi="Frutiger-Light"/>
+              </w:rPr>
+            </w:pPr>
+            <w:r>
+              <w:rPr>
+                <w:rFonts w:ascii="Frutiger-Light" w:hAnsi="Frutiger-Light"/>
+              </w:rPr>
+              <w:t>Assemble parts together</w:t>
+            </w:r>
+          </w:p>
+        </w:tc>
+        <w:tc>
+          <w:tcPr>
+            <w:tcW w:w="2220" w:type="dxa"/>
+          </w:tcPr>
+          <w:p>
+            <w:pPr>
+              <w:rPr>
+                <w:rFonts w:ascii="Frutiger-Light" w:hAnsi="Frutiger-Light"/>
+              </w:rPr>
+            </w:pPr>
+            <w:r>
+              <w:rPr>
+                <w:rFonts w:ascii="Frutiger-Light" w:hAnsi="Frutiger-Light"/>
+              </w:rPr>
+              <w:t>All staff</w:t>
+            </w:r>
+          </w:p>
+        </w:tc>
+        <w:tc>
+          <w:tcPr>
+            <w:tcW w:w="2220" w:type="dxa"/>
+          </w:tcPr>
+          <w:p>
+            <w:pPr>
+              <w:rPr>
+                <w:rFonts w:ascii="Frutiger-Light" w:hAnsi="Frutiger-Light"/>
+              </w:rPr>
+            </w:pPr>
+            <w:r>
+              <w:rPr>
+                <w:rFonts w:ascii="Frutiger-Light" w:hAnsi="Frutiger-Light"/>
+              </w:rPr>
+              <w:t>One time</w:t>
+            </w:r>
+          </w:p>
+        </w:tc>
+      </w:tr>
+      <w:tr>
+        <w:trPr>
+          <w:trHeight w:val="517"/>
+        </w:trPr>
+        <w:tc>
+          <w:tcPr>
+            <w:tcW w:w="2220" w:type="dxa"/>
+          </w:tcPr>
+          <w:p>
+            <w:pPr>
+              <w:tabs>
+                <w:tab w:val="center" w:pos="1008"/>
+              </w:tabs>
+              <w:rPr>
+                <w:rFonts w:ascii="Frutiger-Light" w:hAnsi="Frutiger-Light"/>
+              </w:rPr>
+            </w:pPr>
+          </w:p>
+        </w:tc>
+        <w:tc>
+          <w:tcPr>
+            <w:tcW w:w="2220" w:type="dxa"/>
+          </w:tcPr>
+          <w:p>
+            <w:pPr>
+              <w:rPr>
+                <w:rFonts w:ascii="Frutiger-Light" w:hAnsi="Frutiger-Light"/>
+              </w:rPr>
+            </w:pPr>
+            <w:r>
+              <w:rPr>
+                <w:rFonts w:ascii="Frutiger-Light" w:hAnsi="Frutiger-Light"/>
+              </w:rPr>
+              <w:t>The issues during the test and debugging</w:t>
+            </w:r>
+          </w:p>
+        </w:tc>
+        <w:tc>
+          <w:tcPr>
+            <w:tcW w:w="2220" w:type="dxa"/>
+          </w:tcPr>
+          <w:p>
+            <w:pPr>
+              <w:rPr>
+                <w:rFonts w:ascii="Frutiger-Light" w:hAnsi="Frutiger-Light"/>
+              </w:rPr>
+            </w:pPr>
+            <w:r>
+              <w:rPr>
+                <w:rFonts w:ascii="Frutiger-Light" w:hAnsi="Frutiger-Light"/>
+              </w:rPr>
+              <w:t>Staff</w:t>
+            </w:r>
+          </w:p>
+        </w:tc>
+        <w:tc>
+          <w:tcPr>
+            <w:tcW w:w="2220" w:type="dxa"/>
+          </w:tcPr>
+          <w:p>
+            <w:pPr>
+              <w:rPr>
+                <w:rFonts w:ascii="Frutiger-Light" w:hAnsi="Frutiger-Light"/>
+              </w:rPr>
+            </w:pPr>
+            <w:r>
+              <w:rPr>
+                <w:rFonts w:ascii="Frutiger-Light" w:hAnsi="Frutiger-Light"/>
+              </w:rPr>
+              <w:t>Once per two weeks</w:t>
+            </w:r>
           </w:p>
         </w:tc>
       </w:tr>
@@ -6287,6 +6668,7 @@
         <w:rPr>
           <w:noProof/>
         </w:rPr>
+        <w:lastRenderedPageBreak/>
         <w:drawing>
           <wp:inline distT="0" distB="0" distL="0" distR="0" wp14:anchorId="5E484708" wp14:editId="15D9DEB7">
             <wp:extent cx="5359400" cy="3259455"/>
@@ -6439,7 +6821,6 @@
               <w:rPr>
                 <w:rFonts w:ascii="Frutiger-Light" w:hAnsi="Frutiger-Light"/>
               </w:rPr>
-              <w:lastRenderedPageBreak/>
               <w:t>Project Role</w:t>
             </w:r>
           </w:p>
@@ -6936,6 +7317,7 @@
           <w:color w:val="000000"/>
           <w:shd w:val="clear" w:color="auto" w:fill="FFFFFF"/>
         </w:rPr>
+        <w:lastRenderedPageBreak/>
         <w:t xml:space="preserve">Multiple reasons exist for preparing a team charter. One is to document the team's purpose and clearly define individual roles, responsibilities, and operating rules. Next, it establishes procedures for both the team and management/industry partner on communicating, reporting, and decision-making procedures. It lays out a blueprint for conducting business for the acquisition and defines how the team works in an empowered manner, including setting out responsibility and authority. </w:t>
       </w:r>
       <w:proofErr w:type="gramStart"/>
@@ -7128,7 +7510,6 @@
           <w:color w:val="000000"/>
           <w:shd w:val="clear" w:color="auto" w:fill="FFFFFF"/>
         </w:rPr>
-        <w:lastRenderedPageBreak/>
         <w:t xml:space="preserve">(State the scope, mission, and objectives for the project and the team's role in achieving it. This is </w:t>
       </w:r>
       <w:proofErr w:type="gramStart"/>
@@ -7359,6 +7740,7 @@
           <w:color w:val="000000"/>
           <w:shd w:val="clear" w:color="auto" w:fill="FFFFFF"/>
         </w:rPr>
+        <w:lastRenderedPageBreak/>
         <w:t>- Attend each team meetings</w:t>
       </w:r>
     </w:p>
@@ -9829,7 +10211,7 @@
 </file>
 
 <file path=customXml/itemProps1.xml><?xml version="1.0" encoding="utf-8"?>
-<ds:datastoreItem xmlns:ds="http://schemas.openxmlformats.org/officeDocument/2006/customXml" ds:itemID="{8905DD5A-51F2-4658-9A62-F80FF53322A5}">
+<ds:datastoreItem xmlns:ds="http://schemas.openxmlformats.org/officeDocument/2006/customXml" ds:itemID="{2BD7DD4F-F531-4FC5-AC49-1AF90CD9F286}">
   <ds:schemaRefs>
     <ds:schemaRef ds:uri="http://schemas.openxmlformats.org/officeDocument/2006/bibliography"/>
   </ds:schemaRefs>
